--- a/a7/packages/A7 Unit 3 - Exponents and Scientific Notation/Lessons/3.08/A7 3.08 Writing Large Numbers in Scientific Notation - Teacher Edition.docx
+++ b/a7/packages/A7 Unit 3 - Exponents and Scientific Notation/Lessons/3.08/A7 3.08 Writing Large Numbers in Scientific Notation - Teacher Edition.docx
@@ -3350,7 +3350,7 @@
           <w:color w:val="1A1A1A"/>
           <w:sz w:val="21"/>
         </w:rPr>
-        <w:t xml:space="preserve">Independent Set — Six questions. On your own, in silence.  </w:t>
+        <w:t xml:space="preserve">Independent Set — Six questions. On your own, in writing.  </w:t>
       </w:r>
       <w:r>
         <w:rPr>
@@ -3359,7 +3359,7 @@
           <w:color w:val="1A1A1A"/>
           <w:sz w:val="21"/>
         </w:rPr>
-        <w:t>Hand out the Independent Set.</w:t>
+        <w:t>Hand out the Independent Set; the same six questions are on the board.</w:t>
       </w:r>
     </w:p>
     <w:p>

--- a/a7/packages/A7 Unit 3 - Exponents and Scientific Notation/Lessons/3.08/A7 3.08 Writing Large Numbers in Scientific Notation - Teacher Edition.docx
+++ b/a7/packages/A7 Unit 3 - Exponents and Scientific Notation/Lessons/3.08/A7 3.08 Writing Large Numbers in Scientific Notation - Teacher Edition.docx
@@ -3030,7 +3030,7 @@
       <w:r>
         <w:drawing>
           <wp:inline xmlns:a="http://schemas.openxmlformats.org/drawingml/2006/main" xmlns:pic="http://schemas.openxmlformats.org/drawingml/2006/picture">
-            <wp:extent cx="569976" cy="149352"/>
+            <wp:extent cx="569976" cy="146304"/>
             <wp:docPr id="6" name="Picture 6"/>
             <wp:cNvGraphicFramePr>
               <a:graphicFrameLocks noChangeAspect="1"/>
@@ -3039,7 +3039,7 @@
               <a:graphicData uri="http://schemas.openxmlformats.org/drawingml/2006/picture">
                 <pic:pic>
                   <pic:nvPicPr>
-                    <pic:cNvPr id="0" name="83aff52bc79bf020.png"/>
+                    <pic:cNvPr id="0" name="a9e074040f5e72d7.png"/>
                     <pic:cNvPicPr/>
                   </pic:nvPicPr>
                   <pic:blipFill>
@@ -3051,7 +3051,7 @@
                   <pic:spPr>
                     <a:xfrm>
                       <a:off x="0" y="0"/>
-                      <a:ext cx="569976" cy="149352"/>
+                      <a:ext cx="569976" cy="146304"/>
                     </a:xfrm>
                     <a:prstGeom prst="rect"/>
                   </pic:spPr>
@@ -3073,7 +3073,7 @@
       <w:r>
         <w:drawing>
           <wp:inline xmlns:a="http://schemas.openxmlformats.org/drawingml/2006/main" xmlns:pic="http://schemas.openxmlformats.org/drawingml/2006/picture">
-            <wp:extent cx="576072" cy="146304"/>
+            <wp:extent cx="557784" cy="146304"/>
             <wp:docPr id="7" name="Picture 7"/>
             <wp:cNvGraphicFramePr>
               <a:graphicFrameLocks noChangeAspect="1"/>
@@ -3082,7 +3082,7 @@
               <a:graphicData uri="http://schemas.openxmlformats.org/drawingml/2006/picture">
                 <pic:pic>
                   <pic:nvPicPr>
-                    <pic:cNvPr id="0" name="1c08719732efe168.png"/>
+                    <pic:cNvPr id="0" name="31bf52db8a87dd87.png"/>
                     <pic:cNvPicPr/>
                   </pic:nvPicPr>
                   <pic:blipFill>
@@ -3094,7 +3094,7 @@
                   <pic:spPr>
                     <a:xfrm>
                       <a:off x="0" y="0"/>
-                      <a:ext cx="576072" cy="146304"/>
+                      <a:ext cx="557784" cy="146304"/>
                     </a:xfrm>
                     <a:prstGeom prst="rect"/>
                   </pic:spPr>
@@ -3120,7 +3120,7 @@
           <w:color w:val="9E1B32"/>
           <w:sz w:val="21"/>
         </w:rPr>
-        <w:t>400</w:t>
+        <w:t>50,000</w:t>
       </w:r>
       <w:r>
         <w:rPr>
@@ -3129,7 +3129,7 @@
           <w:color w:val="6B6B6B"/>
           <w:sz w:val="19"/>
         </w:rPr>
-        <w:t xml:space="preserve">   4 — coefficients only [8.NSO.1.4: both factors are compared]; 40 — 10</w:t>
+        <w:t xml:space="preserve">   5 — coefficients only [8.NSO.1.4: both factors are compared]; 50 — 10</w:t>
       </w:r>
       <w:r>
         <w:rPr>
@@ -3139,7 +3139,7 @@
           <w:sz w:val="19"/>
           <w:vertAlign w:val="superscript"/>
         </w:rPr>
-        <w:t>2</w:t>
+        <w:t>4</w:t>
       </w:r>
       <w:r>
         <w:rPr>
@@ -3270,7 +3270,7 @@
           <w:color w:val="1A1A1A"/>
           <w:sz w:val="21"/>
         </w:rPr>
-        <w:t>Marcus writes 2,000,000 as 20 × 10</w:t>
+        <w:t>Marcus writes 70,000,000 as 70 × 10</w:t>
       </w:r>
       <w:r>
         <w:rPr>
@@ -3280,7 +3280,7 @@
           <w:sz w:val="21"/>
           <w:vertAlign w:val="superscript"/>
         </w:rPr>
-        <w:t>5</w:t>
+        <w:t>6</w:t>
       </w:r>
       <w:r>
         <w:rPr>
@@ -3289,7 +3289,7 @@
           <w:color w:val="1A1A1A"/>
           <w:sz w:val="21"/>
         </w:rPr>
-        <w:t xml:space="preserve">. Is his expression equal to 2,000,000? Is it scientific notation? Explain.  →  </w:t>
+        <w:t xml:space="preserve">. Is his expression equal to 70,000,000? Is it scientific notation? Explain.  →  </w:t>
       </w:r>
       <w:r>
         <w:rPr>
@@ -3298,7 +3298,7 @@
           <w:color w:val="9E1B32"/>
           <w:sz w:val="21"/>
         </w:rPr>
-        <w:t>Equal, yes. Scientific notation, no: 20 is not less than 10. 2 × 10</w:t>
+        <w:t>Equal, yes. Scientific notation, no: 70 is not less than 10. 7 × 10</w:t>
       </w:r>
       <w:r>
         <w:rPr>
@@ -3308,7 +3308,7 @@
           <w:sz w:val="21"/>
           <w:vertAlign w:val="superscript"/>
         </w:rPr>
-        <w:t>6</w:t>
+        <w:t>7</w:t>
       </w:r>
       <w:r>
         <w:rPr>
@@ -3654,7 +3654,7 @@
           <w:color w:val="1A1A1A"/>
           <w:sz w:val="20"/>
         </w:rPr>
-        <w:t>4 — coefficients only [8.NSO.1.4: both factors are compared]</w:t>
+        <w:t>5 — coefficients only [8.NSO.1.4: both factors are compared]</w:t>
       </w:r>
     </w:p>
     <w:p>
